--- a/testakten/anwaltschaft-lieferstreit-kaffeeroesterei-leipzig/11_maengelanzeige_20-08-2026.docx
+++ b/testakten/anwaltschaft-lieferstreit-kaffeeroesterei-leipzig/11_maengelanzeige_20-08-2026.docx
@@ -517,7 +517,7 @@
     <w:pPr>
       <w:keepNext/>
       <w:keepLines/>
-      <w:spacing w:before="480" w:after="240"/>
+      <w:spacing w:before="480" w:after="0"/>
       <w:outlineLvl w:val="0"/>
     </w:pPr>
     <w:rPr>
